--- a/examples/tutorial/doc/03-plotting-series.docx
+++ b/examples/tutorial/doc/03-plotting-series.docx
@@ -99,15 +99,90 @@
       </w:r>
     </w:p>
     <w:bookmarkEnd w:id="22"/>
-    <w:bookmarkStart w:id="29" w:name="walkthrough"/>
+    <w:bookmarkStart w:id="23" w:name="how-to-read-this-walkthrough"/>
     <w:p>
       <w:pPr>
         <w:pStyle w:val="Heading2"/>
       </w:pPr>
       <w:r>
+        <w:t xml:space="preserve">How to read this walkthrough</w:t>
+      </w:r>
+    </w:p>
+    <w:p>
+      <w:pPr>
+        <w:pStyle w:val="FirstParagraph"/>
+      </w:pPr>
+      <w:r>
+        <w:t xml:space="preserve">The code blocks below follow the same learning rhythm used throughout the collection: prepare the environment, choose the dataset, configure the method, run the analysis, and then inspect the result. Readers who are still learning time-series mining can use that order to understand not only</w:t>
+      </w:r>
+      <w:r>
+        <w:t xml:space="preserve"> </w:t>
+      </w:r>
+      <w:r>
+        <w:rPr>
+          <w:i/>
+          <w:iCs/>
+        </w:rPr>
+        <w:t xml:space="preserve">what</w:t>
+      </w:r>
+      <w:r>
+        <w:t xml:space="preserve"> </w:t>
+      </w:r>
+      <w:r>
+        <w:t xml:space="preserve">each command does, but also</w:t>
+      </w:r>
+      <w:r>
+        <w:t xml:space="preserve"> </w:t>
+      </w:r>
+      <w:r>
+        <w:rPr>
+          <w:i/>
+          <w:iCs/>
+        </w:rPr>
+        <w:t xml:space="preserve">why</w:t>
+      </w:r>
+      <w:r>
+        <w:t xml:space="preserve"> </w:t>
+      </w:r>
+      <w:r>
+        <w:t xml:space="preserve">it appears at that stage of the workflow.</w:t>
+      </w:r>
+    </w:p>
+    <w:p>
+      <w:pPr>
+        <w:pStyle w:val="BodyText"/>
+      </w:pPr>
+      <w:r>
+        <w:t xml:space="preserve">As you go through the notebook, read the inline comments inside each chunk as the operational explanation and use the surrounding prose as the conceptual guide.</w:t>
+      </w:r>
+    </w:p>
+    <w:bookmarkEnd w:id="23"/>
+    <w:bookmarkStart w:id="34" w:name="walkthrough"/>
+    <w:p>
+      <w:pPr>
+        <w:pStyle w:val="Heading2"/>
+      </w:pPr>
+      <w:r>
         <w:t xml:space="preserve">Walkthrough</w:t>
       </w:r>
     </w:p>
+    <w:bookmarkStart w:id="24" w:name="prepare-the-example"/>
+    <w:p>
+      <w:pPr>
+        <w:pStyle w:val="Heading3"/>
+      </w:pPr>
+      <w:r>
+        <w:t xml:space="preserve">Prepare the Example</w:t>
+      </w:r>
+    </w:p>
+    <w:p>
+      <w:pPr>
+        <w:pStyle w:val="FirstParagraph"/>
+      </w:pPr>
+      <w:r>
+        <w:t xml:space="preserve">We begin by organizing the environment, loading the packages, and selecting the dataset used in the notebook. This part is intentionally more direct: the goal is to make the starting point explicit before the method-specific reasoning begins.</w:t>
+      </w:r>
+    </w:p>
     <w:p>
       <w:pPr>
         <w:pStyle w:val="SourceCode"/>
@@ -123,6 +198,24 @@
           <w:rStyle w:val="NormalTok"/>
         </w:rPr>
         <w:t xml:space="preserve">(harbinger)</w:t>
+      </w:r>
+    </w:p>
+    <w:bookmarkEnd w:id="24"/>
+    <w:bookmarkStart w:id="28" w:name="interpret-the-result-visually"/>
+    <w:p>
+      <w:pPr>
+        <w:pStyle w:val="Heading3"/>
+      </w:pPr>
+      <w:r>
+        <w:t xml:space="preserve">Interpret the Result Visually</w:t>
+      </w:r>
+    </w:p>
+    <w:p>
+      <w:pPr>
+        <w:pStyle w:val="FirstParagraph"/>
+      </w:pPr>
+      <w:r>
+        <w:t xml:space="preserve">The final plots are not just illustrations. They help the reader connect the method’s internal output with the original series, making it easier to see why a point, range, motif, or symbolic pattern was emphasized and whether that emphasis is coherent with the stated objective of the example.</w:t>
       </w:r>
     </w:p>
     <w:p>
@@ -256,18 +349,18 @@
           <wp:inline>
             <wp:extent cx="4620126" cy="3696101"/>
             <wp:effectExtent b="0" l="0" r="0" t="0"/>
-            <wp:docPr descr="" title="" id="24" name="Picture"/>
+            <wp:docPr descr="" title="" id="26" name="Picture"/>
             <a:graphic>
               <a:graphicData uri="http://schemas.openxmlformats.org/drawingml/2006/picture">
                 <pic:pic>
                   <pic:nvPicPr>
-                    <pic:cNvPr descr="/home/gpca/harbinger/examples/tutorial/doc/03-plotting-series_files/figure-docx/unnamed-chunk-2-1.png" id="25" name="Picture"/>
+                    <pic:cNvPr descr="/home/gpca/harbinger/examples/tutorial/doc/03-plotting-series_files/figure-docx/unnamed-chunk-2-1.png" id="27" name="Picture"/>
                     <pic:cNvPicPr>
                       <a:picLocks noChangeArrowheads="1" noChangeAspect="1"/>
                     </pic:cNvPicPr>
                   </pic:nvPicPr>
                   <pic:blipFill>
-                    <a:blip r:embed="rId23"/>
+                    <a:blip r:embed="rId25"/>
                     <a:stretch>
                       <a:fillRect/>
                     </a:stretch>
@@ -294,6 +387,24 @@
         </w:drawing>
       </w:r>
     </w:p>
+    <w:bookmarkEnd w:id="28"/>
+    <w:bookmarkStart w:id="29" w:name="prepare-the-example-1"/>
+    <w:p>
+      <w:pPr>
+        <w:pStyle w:val="Heading3"/>
+      </w:pPr>
+      <w:r>
+        <w:t xml:space="preserve">Prepare the Example</w:t>
+      </w:r>
+    </w:p>
+    <w:p>
+      <w:pPr>
+        <w:pStyle w:val="FirstParagraph"/>
+      </w:pPr>
+      <w:r>
+        <w:t xml:space="preserve">We begin by organizing the environment, loading the packages, and selecting the dataset used in the notebook. This part is intentionally more direct: the goal is to make the starting point explicit before the method-specific reasoning begins.</w:t>
+      </w:r>
+    </w:p>
     <w:p>
       <w:pPr>
         <w:pStyle w:val="SourceCode"/>
@@ -542,6 +653,24 @@
           <w:rStyle w:val="VerbatimChar"/>
         </w:rPr>
         <w:t xml:space="preserve">## [1] "p_pdg"      "p_tpt"      "t_tpt"      "p_mon_ckp"  "t_jus_ckp"  "p_jus_ckgl" "qgl"</w:t>
+      </w:r>
+    </w:p>
+    <w:bookmarkEnd w:id="29"/>
+    <w:bookmarkStart w:id="33" w:name="interpret-the-result-visually-1"/>
+    <w:p>
+      <w:pPr>
+        <w:pStyle w:val="Heading3"/>
+      </w:pPr>
+      <w:r>
+        <w:t xml:space="preserve">Interpret the Result Visually</w:t>
+      </w:r>
+    </w:p>
+    <w:p>
+      <w:pPr>
+        <w:pStyle w:val="FirstParagraph"/>
+      </w:pPr>
+      <w:r>
+        <w:t xml:space="preserve">The final plots are not just illustrations. They help the reader connect the method’s internal output with the original series, making it easier to see why a point, range, motif, or symbolic pattern was emphasized and whether that emphasis is coherent with the stated objective of the example.</w:t>
       </w:r>
     </w:p>
     <w:p>
@@ -663,18 +792,18 @@
           <wp:inline>
             <wp:extent cx="4620126" cy="3696101"/>
             <wp:effectExtent b="0" l="0" r="0" t="0"/>
-            <wp:docPr descr="" title="" id="27" name="Picture"/>
+            <wp:docPr descr="" title="" id="31" name="Picture"/>
             <a:graphic>
               <a:graphicData uri="http://schemas.openxmlformats.org/drawingml/2006/picture">
                 <pic:pic>
                   <pic:nvPicPr>
-                    <pic:cNvPr descr="/home/gpca/harbinger/examples/tutorial/doc/03-plotting-series_files/figure-docx/unnamed-chunk-4-1.png" id="28" name="Picture"/>
+                    <pic:cNvPr descr="/home/gpca/harbinger/examples/tutorial/doc/03-plotting-series_files/figure-docx/unnamed-chunk-4-1.png" id="32" name="Picture"/>
                     <pic:cNvPicPr>
                       <a:picLocks noChangeArrowheads="1" noChangeAspect="1"/>
                     </pic:cNvPicPr>
                   </pic:nvPicPr>
                   <pic:blipFill>
-                    <a:blip r:embed="rId26"/>
+                    <a:blip r:embed="rId30"/>
                     <a:stretch>
                       <a:fillRect/>
                     </a:stretch>
@@ -701,8 +830,9 @@
         </w:drawing>
       </w:r>
     </w:p>
-    <w:bookmarkEnd w:id="29"/>
-    <w:bookmarkStart w:id="31" w:name="references"/>
+    <w:bookmarkEnd w:id="33"/>
+    <w:bookmarkEnd w:id="34"/>
+    <w:bookmarkStart w:id="36" w:name="references"/>
     <w:p>
       <w:pPr>
         <w:pStyle w:val="Heading2"/>
@@ -725,7 +855,7 @@
       <w:r>
         <w:t xml:space="preserve"> </w:t>
       </w:r>
-      <w:hyperlink r:id="rId30">
+      <w:hyperlink r:id="rId35">
         <w:r>
           <w:rPr>
             <w:rStyle w:val="Hyperlink"/>
@@ -734,7 +864,7 @@
         </w:r>
       </w:hyperlink>
     </w:p>
-    <w:bookmarkEnd w:id="31"/>
+    <w:bookmarkEnd w:id="36"/>
     <w:sectPr>
       <w:footnotePr>
         <w:numRestart w:val="eachSect"/>

--- a/examples/tutorial/doc/03-plotting-series.docx
+++ b/examples/tutorial/doc/03-plotting-series.docx
@@ -2,13 +2,13 @@
 <file path=word/document.xml><?xml version="1.0" encoding="utf-8"?>
 <w:document xmlns:w="http://schemas.openxmlformats.org/wordprocessingml/2006/main" xmlns:m="http://schemas.openxmlformats.org/officeDocument/2006/math" xmlns:r="http://schemas.openxmlformats.org/officeDocument/2006/relationships" xmlns:o="urn:schemas-microsoft-com:office:office" xmlns:v="urn:schemas-microsoft-com:vml" xmlns:w10="urn:schemas-microsoft-com:office:word" xmlns:a="http://schemas.openxmlformats.org/drawingml/2006/main" xmlns:pic="http://schemas.openxmlformats.org/drawingml/2006/picture" xmlns:wp="http://schemas.openxmlformats.org/drawingml/2006/wordprocessingDrawing">
   <w:body>
-    <w:bookmarkStart w:id="20" w:name="objective"/>
+    <w:bookmarkStart w:id="26" w:name="tutorial-03---plotting-series"/>
     <w:p>
       <w:pPr>
         <w:pStyle w:val="Heading2"/>
       </w:pPr>
       <w:r>
-        <w:t xml:space="preserve">Objective</w:t>
+        <w:t xml:space="preserve">Tutorial 03 - Plotting Series</w:t>
       </w:r>
     </w:p>
     <w:p>
@@ -16,221 +16,63 @@
         <w:pStyle w:val="FirstParagraph"/>
       </w:pPr>
       <w:r>
-        <w:t xml:space="preserve">This tutorial demonstrates how</w:t>
+        <w:rPr>
+          <w:rStyle w:val="VerbatimChar"/>
+        </w:rPr>
+        <w:t xml:space="preserve">har_plot()</w:t>
       </w:r>
       <w:r>
         <w:t xml:space="preserve"> </w:t>
       </w:r>
       <w:r>
-        <w:rPr>
-          <w:rStyle w:val="VerbatimChar"/>
-        </w:rPr>
-        <w:t xml:space="preserve">har_plot()</w:t>
-      </w:r>
-      <w:r>
-        <w:t xml:space="preserve"> </w:t>
-      </w:r>
-      <w:r>
-        <w:t xml:space="preserve">helps inspect time series before and after detection. The goal is to show how plotting supports interpretation in both univariate and multivariate settings.</w:t>
-      </w:r>
-    </w:p>
-    <w:bookmarkEnd w:id="20"/>
-    <w:bookmarkStart w:id="21" w:name="method-at-a-glance"/>
-    <w:p>
-      <w:pPr>
-        <w:pStyle w:val="Heading2"/>
-      </w:pPr>
-      <w:r>
-        <w:t xml:space="preserve">Method at a glance</w:t>
+        <w:t xml:space="preserve">is part of the analytical workflow, not only a presentation helper. A quick plot often reveals trends, level shifts, bursts, and labeled events before any detector is configured.</w:t>
       </w:r>
     </w:p>
     <w:p>
       <w:pPr>
-        <w:pStyle w:val="FirstParagraph"/>
-      </w:pPr>
-      <w:r>
-        <w:t xml:space="preserve">Visualization is part of the analysis workflow in Harbinger. A quick plot can reveal trends, level shifts, bursts, repeated patterns, and labeled events before a detector is even configured.</w:t>
-      </w:r>
-    </w:p>
-    <w:bookmarkEnd w:id="21"/>
-    <w:bookmarkStart w:id="22" w:name="what-you-will-do"/>
-    <w:p>
-      <w:pPr>
-        <w:pStyle w:val="Heading2"/>
-      </w:pPr>
-      <w:r>
-        <w:t xml:space="preserve">What you will do</w:t>
+        <w:pStyle w:val="BodyText"/>
+      </w:pPr>
+      <w:r>
+        <w:t xml:space="preserve">This tutorial shows the same plotting interface on both a univariate and a multivariate example.</w:t>
       </w:r>
     </w:p>
     <w:p>
       <w:pPr>
-        <w:pStyle w:val="Compact"/>
-        <w:numPr>
-          <w:ilvl w:val="0"/>
-          <w:numId w:val="1001"/>
-        </w:numPr>
-      </w:pPr>
-      <w:r>
-        <w:t xml:space="preserve">plot a univariate anomaly series with labels</w:t>
+        <w:pStyle w:val="BodyText"/>
+      </w:pPr>
+      <w:r>
+        <w:t xml:space="preserve">The underlying idea is simple but important: in time-series mining, visual inspection is often the first diagnostic technique. It helps the reader connect the raw signal with later decisions about windows, thresholds, transformations, or detector families.</w:t>
       </w:r>
     </w:p>
     <w:p>
       <w:pPr>
-        <w:pStyle w:val="Compact"/>
-        <w:numPr>
-          <w:ilvl w:val="0"/>
-          <w:numId w:val="1001"/>
-        </w:numPr>
-      </w:pPr>
-      <w:r>
-        <w:t xml:space="preserve">plot a multivariate dataset by selecting one signal column</w:t>
+        <w:pStyle w:val="SourceCode"/>
+      </w:pPr>
+      <w:r>
+        <w:rPr>
+          <w:rStyle w:val="FunctionTok"/>
+        </w:rPr>
+        <w:t xml:space="preserve">library</w:t>
+      </w:r>
+      <w:r>
+        <w:rPr>
+          <w:rStyle w:val="NormalTok"/>
+        </w:rPr>
+        <w:t xml:space="preserve">(harbinger)</w:t>
       </w:r>
     </w:p>
     <w:p>
       <w:pPr>
-        <w:pStyle w:val="Compact"/>
-        <w:numPr>
-          <w:ilvl w:val="0"/>
-          <w:numId w:val="1001"/>
-        </w:numPr>
-      </w:pPr>
-      <w:r>
-        <w:t xml:space="preserve">compare how the same plotting interface works in both cases</w:t>
-      </w:r>
-    </w:p>
-    <w:bookmarkEnd w:id="22"/>
-    <w:bookmarkStart w:id="23" w:name="how-to-read-this-walkthrough"/>
-    <w:p>
-      <w:pPr>
-        <w:pStyle w:val="Heading2"/>
-      </w:pPr>
-      <w:r>
-        <w:t xml:space="preserve">How to read this walkthrough</w:t>
+        <w:pStyle w:val="FirstParagraph"/>
+      </w:pPr>
+      <w:r>
+        <w:t xml:space="preserve">Start with a univariate anomaly series.</w:t>
       </w:r>
     </w:p>
     <w:p>
       <w:pPr>
-        <w:pStyle w:val="FirstParagraph"/>
-      </w:pPr>
-      <w:r>
-        <w:t xml:space="preserve">The code blocks below follow the same learning rhythm used throughout the collection: prepare the environment, choose the dataset, configure the method, run the analysis, and then inspect the result. Readers who are still learning time-series mining can use that order to understand not only</w:t>
-      </w:r>
-      <w:r>
-        <w:t xml:space="preserve"> </w:t>
-      </w:r>
-      <w:r>
-        <w:rPr>
-          <w:i/>
-          <w:iCs/>
-        </w:rPr>
-        <w:t xml:space="preserve">what</w:t>
-      </w:r>
-      <w:r>
-        <w:t xml:space="preserve"> </w:t>
-      </w:r>
-      <w:r>
-        <w:t xml:space="preserve">each command does, but also</w:t>
-      </w:r>
-      <w:r>
-        <w:t xml:space="preserve"> </w:t>
-      </w:r>
-      <w:r>
-        <w:rPr>
-          <w:i/>
-          <w:iCs/>
-        </w:rPr>
-        <w:t xml:space="preserve">why</w:t>
-      </w:r>
-      <w:r>
-        <w:t xml:space="preserve"> </w:t>
-      </w:r>
-      <w:r>
-        <w:t xml:space="preserve">it appears at that stage of the workflow.</w:t>
-      </w:r>
-    </w:p>
-    <w:p>
-      <w:pPr>
-        <w:pStyle w:val="BodyText"/>
-      </w:pPr>
-      <w:r>
-        <w:t xml:space="preserve">As you go through the notebook, read the inline comments inside each chunk as the operational explanation and use the surrounding prose as the conceptual guide.</w:t>
-      </w:r>
-    </w:p>
-    <w:bookmarkEnd w:id="23"/>
-    <w:bookmarkStart w:id="34" w:name="walkthrough"/>
-    <w:p>
-      <w:pPr>
-        <w:pStyle w:val="Heading2"/>
-      </w:pPr>
-      <w:r>
-        <w:t xml:space="preserve">Walkthrough</w:t>
-      </w:r>
-    </w:p>
-    <w:bookmarkStart w:id="24" w:name="prepare-the-example"/>
-    <w:p>
-      <w:pPr>
-        <w:pStyle w:val="Heading3"/>
-      </w:pPr>
-      <w:r>
-        <w:t xml:space="preserve">Prepare the Example</w:t>
-      </w:r>
-    </w:p>
-    <w:p>
-      <w:pPr>
-        <w:pStyle w:val="FirstParagraph"/>
-      </w:pPr>
-      <w:r>
-        <w:t xml:space="preserve">We begin by organizing the environment, loading the packages, and selecting the dataset used in the notebook. This part is intentionally more direct: the goal is to make the starting point explicit before the method-specific reasoning begins.</w:t>
-      </w:r>
-    </w:p>
-    <w:p>
-      <w:pPr>
         <w:pStyle w:val="SourceCode"/>
       </w:pPr>
-      <w:r>
-        <w:rPr>
-          <w:rStyle w:val="FunctionTok"/>
-        </w:rPr>
-        <w:t xml:space="preserve">library</w:t>
-      </w:r>
-      <w:r>
-        <w:rPr>
-          <w:rStyle w:val="NormalTok"/>
-        </w:rPr>
-        <w:t xml:space="preserve">(harbinger)</w:t>
-      </w:r>
-    </w:p>
-    <w:bookmarkEnd w:id="24"/>
-    <w:bookmarkStart w:id="28" w:name="interpret-the-result-visually"/>
-    <w:p>
-      <w:pPr>
-        <w:pStyle w:val="Heading3"/>
-      </w:pPr>
-      <w:r>
-        <w:t xml:space="preserve">Interpret the Result Visually</w:t>
-      </w:r>
-    </w:p>
-    <w:p>
-      <w:pPr>
-        <w:pStyle w:val="FirstParagraph"/>
-      </w:pPr>
-      <w:r>
-        <w:t xml:space="preserve">The final plots are not just illustrations. They help the reader connect the method’s internal output with the original series, making it easier to see why a point, range, motif, or symbolic pattern was emphasized and whether that emphasis is coherent with the stated objective of the example.</w:t>
-      </w:r>
-    </w:p>
-    <w:p>
-      <w:pPr>
-        <w:pStyle w:val="SourceCode"/>
-      </w:pPr>
-      <w:r>
-        <w:rPr>
-          <w:rStyle w:val="CommentTok"/>
-        </w:rPr>
-        <w:t xml:space="preserve"># Univariate example</w:t>
-      </w:r>
-      <w:r>
-        <w:br/>
-      </w:r>
       <w:r>
         <w:rPr>
           <w:rStyle w:val="FunctionTok"/>
@@ -349,18 +191,18 @@
           <wp:inline>
             <wp:extent cx="4620126" cy="3696101"/>
             <wp:effectExtent b="0" l="0" r="0" t="0"/>
-            <wp:docPr descr="" title="" id="26" name="Picture"/>
+            <wp:docPr descr="" title="" id="21" name="Picture"/>
             <a:graphic>
               <a:graphicData uri="http://schemas.openxmlformats.org/drawingml/2006/picture">
                 <pic:pic>
                   <pic:nvPicPr>
-                    <pic:cNvPr descr="/home/gpca/harbinger/examples/tutorial/doc/03-plotting-series_files/figure-docx/unnamed-chunk-2-1.png" id="27" name="Picture"/>
+                    <pic:cNvPr descr="/home/gpca/harbinger/examples/tutorial/doc/03-plotting-series_files/figure-docx/unnamed-chunk-2-1.png" id="22" name="Picture"/>
                     <pic:cNvPicPr>
                       <a:picLocks noChangeArrowheads="1" noChangeAspect="1"/>
                     </pic:cNvPicPr>
                   </pic:nvPicPr>
                   <pic:blipFill>
-                    <a:blip r:embed="rId25"/>
+                    <a:blip r:embed="rId20"/>
                     <a:stretch>
                       <a:fillRect/>
                     </a:stretch>
@@ -387,22 +229,242 @@
         </w:drawing>
       </w:r>
     </w:p>
-    <w:bookmarkEnd w:id="28"/>
-    <w:bookmarkStart w:id="29" w:name="prepare-the-example-1"/>
     <w:p>
       <w:pPr>
-        <w:pStyle w:val="Heading3"/>
-      </w:pPr>
-      <w:r>
-        <w:t xml:space="preserve">Prepare the Example</w:t>
+        <w:pStyle w:val="BodyText"/>
+      </w:pPr>
+      <w:r>
+        <w:t xml:space="preserve">Now load a multivariate dataset and inspect which signal columns are available.</w:t>
       </w:r>
     </w:p>
     <w:p>
       <w:pPr>
-        <w:pStyle w:val="FirstParagraph"/>
-      </w:pPr>
-      <w:r>
-        <w:t xml:space="preserve">We begin by organizing the environment, loading the packages, and selecting the dataset used in the notebook. This part is intentionally more direct: the goal is to make the starting point explicit before the method-specific reasoning begins.</w:t>
+        <w:pStyle w:val="SourceCode"/>
+      </w:pPr>
+      <w:r>
+        <w:rPr>
+          <w:rStyle w:val="FunctionTok"/>
+        </w:rPr>
+        <w:t xml:space="preserve">data</w:t>
+      </w:r>
+      <w:r>
+        <w:rPr>
+          <w:rStyle w:val="NormalTok"/>
+        </w:rPr>
+        <w:t xml:space="preserve">(oil_3w_Type_1)</w:t>
+      </w:r>
+      <w:r>
+        <w:br/>
+      </w:r>
+      <w:r>
+        <w:rPr>
+          <w:rStyle w:val="NormalTok"/>
+        </w:rPr>
+        <w:t xml:space="preserve">oil_3w_Type_1 </w:t>
+      </w:r>
+      <w:r>
+        <w:rPr>
+          <w:rStyle w:val="OtherTok"/>
+        </w:rPr>
+        <w:t xml:space="preserve">&lt;-</w:t>
+      </w:r>
+      <w:r>
+        <w:rPr>
+          <w:rStyle w:val="NormalTok"/>
+        </w:rPr>
+        <w:t xml:space="preserve"> </w:t>
+      </w:r>
+      <w:r>
+        <w:rPr>
+          <w:rStyle w:val="FunctionTok"/>
+        </w:rPr>
+        <w:t xml:space="preserve">loadfulldata</w:t>
+      </w:r>
+      <w:r>
+        <w:rPr>
+          <w:rStyle w:val="NormalTok"/>
+        </w:rPr>
+        <w:t xml:space="preserve">(oil_3w_Type_1)</w:t>
+      </w:r>
+      <w:r>
+        <w:br/>
+      </w:r>
+      <w:r>
+        <w:rPr>
+          <w:rStyle w:val="NormalTok"/>
+        </w:rPr>
+        <w:t xml:space="preserve">first_mv </w:t>
+      </w:r>
+      <w:r>
+        <w:rPr>
+          <w:rStyle w:val="OtherTok"/>
+        </w:rPr>
+        <w:t xml:space="preserve">&lt;-</w:t>
+      </w:r>
+      <w:r>
+        <w:rPr>
+          <w:rStyle w:val="NormalTok"/>
+        </w:rPr>
+        <w:t xml:space="preserve"> oil_3w_Type_1[[</w:t>
+      </w:r>
+      <w:r>
+        <w:rPr>
+          <w:rStyle w:val="DecValTok"/>
+        </w:rPr>
+        <w:t xml:space="preserve">1</w:t>
+      </w:r>
+      <w:r>
+        <w:rPr>
+          <w:rStyle w:val="NormalTok"/>
+        </w:rPr>
+        <w:t xml:space="preserve">]]</w:t>
+      </w:r>
+      <w:r>
+        <w:br/>
+      </w:r>
+      <w:r>
+        <w:rPr>
+          <w:rStyle w:val="NormalTok"/>
+        </w:rPr>
+        <w:t xml:space="preserve">meta_cols </w:t>
+      </w:r>
+      <w:r>
+        <w:rPr>
+          <w:rStyle w:val="OtherTok"/>
+        </w:rPr>
+        <w:t xml:space="preserve">&lt;-</w:t>
+      </w:r>
+      <w:r>
+        <w:rPr>
+          <w:rStyle w:val="NormalTok"/>
+        </w:rPr>
+        <w:t xml:space="preserve"> </w:t>
+      </w:r>
+      <w:r>
+        <w:rPr>
+          <w:rStyle w:val="FunctionTok"/>
+        </w:rPr>
+        <w:t xml:space="preserve">c</w:t>
+      </w:r>
+      <w:r>
+        <w:rPr>
+          <w:rStyle w:val="NormalTok"/>
+        </w:rPr>
+        <w:t xml:space="preserve">(</w:t>
+      </w:r>
+      <w:r>
+        <w:rPr>
+          <w:rStyle w:val="StringTok"/>
+        </w:rPr>
+        <w:t xml:space="preserve">"idx"</w:t>
+      </w:r>
+      <w:r>
+        <w:rPr>
+          <w:rStyle w:val="NormalTok"/>
+        </w:rPr>
+        <w:t xml:space="preserve">, </w:t>
+      </w:r>
+      <w:r>
+        <w:rPr>
+          <w:rStyle w:val="StringTok"/>
+        </w:rPr>
+        <w:t xml:space="preserve">"event"</w:t>
+      </w:r>
+      <w:r>
+        <w:rPr>
+          <w:rStyle w:val="NormalTok"/>
+        </w:rPr>
+        <w:t xml:space="preserve">, </w:t>
+      </w:r>
+      <w:r>
+        <w:rPr>
+          <w:rStyle w:val="StringTok"/>
+        </w:rPr>
+        <w:t xml:space="preserve">"type"</w:t>
+      </w:r>
+      <w:r>
+        <w:rPr>
+          <w:rStyle w:val="NormalTok"/>
+        </w:rPr>
+        <w:t xml:space="preserve">, </w:t>
+      </w:r>
+      <w:r>
+        <w:rPr>
+          <w:rStyle w:val="StringTok"/>
+        </w:rPr>
+        <w:t xml:space="preserve">"seq"</w:t>
+      </w:r>
+      <w:r>
+        <w:rPr>
+          <w:rStyle w:val="NormalTok"/>
+        </w:rPr>
+        <w:t xml:space="preserve">, </w:t>
+      </w:r>
+      <w:r>
+        <w:rPr>
+          <w:rStyle w:val="StringTok"/>
+        </w:rPr>
+        <w:t xml:space="preserve">"seqlen"</w:t>
+      </w:r>
+      <w:r>
+        <w:rPr>
+          <w:rStyle w:val="NormalTok"/>
+        </w:rPr>
+        <w:t xml:space="preserve">)</w:t>
+      </w:r>
+      <w:r>
+        <w:br/>
+      </w:r>
+      <w:r>
+        <w:rPr>
+          <w:rStyle w:val="NormalTok"/>
+        </w:rPr>
+        <w:t xml:space="preserve">signal_cols </w:t>
+      </w:r>
+      <w:r>
+        <w:rPr>
+          <w:rStyle w:val="OtherTok"/>
+        </w:rPr>
+        <w:t xml:space="preserve">&lt;-</w:t>
+      </w:r>
+      <w:r>
+        <w:rPr>
+          <w:rStyle w:val="NormalTok"/>
+        </w:rPr>
+        <w:t xml:space="preserve"> </w:t>
+      </w:r>
+      <w:r>
+        <w:rPr>
+          <w:rStyle w:val="FunctionTok"/>
+        </w:rPr>
+        <w:t xml:space="preserve">setdiff</w:t>
+      </w:r>
+      <w:r>
+        <w:rPr>
+          <w:rStyle w:val="NormalTok"/>
+        </w:rPr>
+        <w:t xml:space="preserve">(</w:t>
+      </w:r>
+      <w:r>
+        <w:rPr>
+          <w:rStyle w:val="FunctionTok"/>
+        </w:rPr>
+        <w:t xml:space="preserve">names</w:t>
+      </w:r>
+      <w:r>
+        <w:rPr>
+          <w:rStyle w:val="NormalTok"/>
+        </w:rPr>
+        <w:t xml:space="preserve">(first_mv), meta_cols)</w:t>
+      </w:r>
+      <w:r>
+        <w:br/>
+      </w:r>
+      <w:r>
+        <w:rPr>
+          <w:rStyle w:val="NormalTok"/>
+        </w:rPr>
+        <w:t xml:space="preserve">signal_cols</w:t>
       </w:r>
     </w:p>
     <w:p>
@@ -411,281 +473,23 @@
       </w:pPr>
       <w:r>
         <w:rPr>
-          <w:rStyle w:val="CommentTok"/>
-        </w:rPr>
-        <w:t xml:space="preserve"># Multivariate example from the 3W benchmark</w:t>
-      </w:r>
-      <w:r>
-        <w:br/>
-      </w:r>
-      <w:r>
-        <w:rPr>
-          <w:rStyle w:val="FunctionTok"/>
-        </w:rPr>
-        <w:t xml:space="preserve">data</w:t>
-      </w:r>
-      <w:r>
-        <w:rPr>
-          <w:rStyle w:val="NormalTok"/>
-        </w:rPr>
-        <w:t xml:space="preserve">(oil_3w_Type_1)</w:t>
-      </w:r>
-      <w:r>
-        <w:br/>
-      </w:r>
-      <w:r>
-        <w:rPr>
-          <w:rStyle w:val="NormalTok"/>
-        </w:rPr>
-        <w:t xml:space="preserve">oil_3w_Type_1 </w:t>
-      </w:r>
-      <w:r>
-        <w:rPr>
-          <w:rStyle w:val="OtherTok"/>
-        </w:rPr>
-        <w:t xml:space="preserve">&lt;-</w:t>
-      </w:r>
-      <w:r>
-        <w:rPr>
-          <w:rStyle w:val="NormalTok"/>
-        </w:rPr>
-        <w:t xml:space="preserve"> </w:t>
-      </w:r>
-      <w:r>
-        <w:rPr>
-          <w:rStyle w:val="FunctionTok"/>
-        </w:rPr>
-        <w:t xml:space="preserve">loadfulldata</w:t>
-      </w:r>
-      <w:r>
-        <w:rPr>
-          <w:rStyle w:val="NormalTok"/>
-        </w:rPr>
-        <w:t xml:space="preserve">(oil_3w_Type_1)</w:t>
-      </w:r>
-      <w:r>
-        <w:br/>
-      </w:r>
-      <w:r>
-        <w:rPr>
-          <w:rStyle w:val="NormalTok"/>
-        </w:rPr>
-        <w:t xml:space="preserve">first_mv </w:t>
-      </w:r>
-      <w:r>
-        <w:rPr>
-          <w:rStyle w:val="OtherTok"/>
-        </w:rPr>
-        <w:t xml:space="preserve">&lt;-</w:t>
-      </w:r>
-      <w:r>
-        <w:rPr>
-          <w:rStyle w:val="NormalTok"/>
-        </w:rPr>
-        <w:t xml:space="preserve"> oil_3w_Type_1[[</w:t>
-      </w:r>
-      <w:r>
-        <w:rPr>
-          <w:rStyle w:val="DecValTok"/>
-        </w:rPr>
-        <w:t xml:space="preserve">1</w:t>
-      </w:r>
-      <w:r>
-        <w:rPr>
-          <w:rStyle w:val="NormalTok"/>
-        </w:rPr>
-        <w:t xml:space="preserve">]]</w:t>
-      </w:r>
-      <w:r>
-        <w:br/>
-      </w:r>
-      <w:r>
-        <w:rPr>
-          <w:rStyle w:val="NormalTok"/>
-        </w:rPr>
-        <w:t xml:space="preserve">meta_cols </w:t>
-      </w:r>
-      <w:r>
-        <w:rPr>
-          <w:rStyle w:val="OtherTok"/>
-        </w:rPr>
-        <w:t xml:space="preserve">&lt;-</w:t>
-      </w:r>
-      <w:r>
-        <w:rPr>
-          <w:rStyle w:val="NormalTok"/>
-        </w:rPr>
-        <w:t xml:space="preserve"> </w:t>
-      </w:r>
-      <w:r>
-        <w:rPr>
-          <w:rStyle w:val="FunctionTok"/>
-        </w:rPr>
-        <w:t xml:space="preserve">c</w:t>
-      </w:r>
-      <w:r>
-        <w:rPr>
-          <w:rStyle w:val="NormalTok"/>
-        </w:rPr>
-        <w:t xml:space="preserve">(</w:t>
-      </w:r>
-      <w:r>
-        <w:rPr>
-          <w:rStyle w:val="StringTok"/>
-        </w:rPr>
-        <w:t xml:space="preserve">"idx"</w:t>
-      </w:r>
-      <w:r>
-        <w:rPr>
-          <w:rStyle w:val="NormalTok"/>
-        </w:rPr>
-        <w:t xml:space="preserve">, </w:t>
-      </w:r>
-      <w:r>
-        <w:rPr>
-          <w:rStyle w:val="StringTok"/>
-        </w:rPr>
-        <w:t xml:space="preserve">"event"</w:t>
-      </w:r>
-      <w:r>
-        <w:rPr>
-          <w:rStyle w:val="NormalTok"/>
-        </w:rPr>
-        <w:t xml:space="preserve">, </w:t>
-      </w:r>
-      <w:r>
-        <w:rPr>
-          <w:rStyle w:val="StringTok"/>
-        </w:rPr>
-        <w:t xml:space="preserve">"type"</w:t>
-      </w:r>
-      <w:r>
-        <w:rPr>
-          <w:rStyle w:val="NormalTok"/>
-        </w:rPr>
-        <w:t xml:space="preserve">, </w:t>
-      </w:r>
-      <w:r>
-        <w:rPr>
-          <w:rStyle w:val="StringTok"/>
-        </w:rPr>
-        <w:t xml:space="preserve">"seq"</w:t>
-      </w:r>
-      <w:r>
-        <w:rPr>
-          <w:rStyle w:val="NormalTok"/>
-        </w:rPr>
-        <w:t xml:space="preserve">, </w:t>
-      </w:r>
-      <w:r>
-        <w:rPr>
-          <w:rStyle w:val="StringTok"/>
-        </w:rPr>
-        <w:t xml:space="preserve">"seqlen"</w:t>
-      </w:r>
-      <w:r>
-        <w:rPr>
-          <w:rStyle w:val="NormalTok"/>
-        </w:rPr>
-        <w:t xml:space="preserve">)</w:t>
-      </w:r>
-      <w:r>
-        <w:br/>
-      </w:r>
-      <w:r>
-        <w:rPr>
-          <w:rStyle w:val="NormalTok"/>
-        </w:rPr>
-        <w:t xml:space="preserve">signal_cols </w:t>
-      </w:r>
-      <w:r>
-        <w:rPr>
-          <w:rStyle w:val="OtherTok"/>
-        </w:rPr>
-        <w:t xml:space="preserve">&lt;-</w:t>
-      </w:r>
-      <w:r>
-        <w:rPr>
-          <w:rStyle w:val="NormalTok"/>
-        </w:rPr>
-        <w:t xml:space="preserve"> </w:t>
-      </w:r>
-      <w:r>
-        <w:rPr>
-          <w:rStyle w:val="FunctionTok"/>
-        </w:rPr>
-        <w:t xml:space="preserve">setdiff</w:t>
-      </w:r>
-      <w:r>
-        <w:rPr>
-          <w:rStyle w:val="NormalTok"/>
-        </w:rPr>
-        <w:t xml:space="preserve">(</w:t>
-      </w:r>
-      <w:r>
-        <w:rPr>
-          <w:rStyle w:val="FunctionTok"/>
-        </w:rPr>
-        <w:t xml:space="preserve">names</w:t>
-      </w:r>
-      <w:r>
-        <w:rPr>
-          <w:rStyle w:val="NormalTok"/>
-        </w:rPr>
-        <w:t xml:space="preserve">(first_mv), meta_cols)</w:t>
-      </w:r>
-      <w:r>
-        <w:br/>
-      </w:r>
-      <w:r>
-        <w:rPr>
-          <w:rStyle w:val="NormalTok"/>
-        </w:rPr>
-        <w:t xml:space="preserve">signal_cols</w:t>
+          <w:rStyle w:val="VerbatimChar"/>
+        </w:rPr>
+        <w:t xml:space="preserve">## [1] "p_pdg"      "p_tpt"      "t_tpt"      "p_mon_ckp"  "t_jus_ckp"  "p_jus_ckgl" "qgl"</w:t>
       </w:r>
     </w:p>
     <w:p>
       <w:pPr>
-        <w:pStyle w:val="SourceCode"/>
-      </w:pPr>
-      <w:r>
-        <w:rPr>
-          <w:rStyle w:val="VerbatimChar"/>
-        </w:rPr>
-        <w:t xml:space="preserve">## [1] "p_pdg"      "p_tpt"      "t_tpt"      "p_mon_ckp"  "t_jus_ckp"  "p_jus_ckgl" "qgl"</w:t>
-      </w:r>
-    </w:p>
-    <w:bookmarkEnd w:id="29"/>
-    <w:bookmarkStart w:id="33" w:name="interpret-the-result-visually-1"/>
-    <w:p>
-      <w:pPr>
-        <w:pStyle w:val="Heading3"/>
-      </w:pPr>
-      <w:r>
-        <w:t xml:space="preserve">Interpret the Result Visually</w:t>
+        <w:pStyle w:val="FirstParagraph"/>
+      </w:pPr>
+      <w:r>
+        <w:t xml:space="preserve">Plot one signal column from the multivariate series with the same interface.</w:t>
       </w:r>
     </w:p>
     <w:p>
       <w:pPr>
-        <w:pStyle w:val="FirstParagraph"/>
-      </w:pPr>
-      <w:r>
-        <w:t xml:space="preserve">The final plots are not just illustrations. They help the reader connect the method’s internal output with the original series, making it easier to see why a point, range, motif, or symbolic pattern was emphasized and whether that emphasis is coherent with the stated objective of the example.</w:t>
-      </w:r>
-    </w:p>
-    <w:p>
-      <w:pPr>
         <w:pStyle w:val="SourceCode"/>
       </w:pPr>
-      <w:r>
-        <w:rPr>
-          <w:rStyle w:val="CommentTok"/>
-        </w:rPr>
-        <w:t xml:space="preserve"># Plot only the first signal column of the multivariate series</w:t>
-      </w:r>
-      <w:r>
-        <w:br/>
-      </w:r>
       <w:r>
         <w:rPr>
           <w:rStyle w:val="FunctionTok"/>
@@ -792,18 +596,18 @@
           <wp:inline>
             <wp:extent cx="4620126" cy="3696101"/>
             <wp:effectExtent b="0" l="0" r="0" t="0"/>
-            <wp:docPr descr="" title="" id="31" name="Picture"/>
+            <wp:docPr descr="" title="" id="24" name="Picture"/>
             <a:graphic>
               <a:graphicData uri="http://schemas.openxmlformats.org/drawingml/2006/picture">
                 <pic:pic>
                   <pic:nvPicPr>
-                    <pic:cNvPr descr="/home/gpca/harbinger/examples/tutorial/doc/03-plotting-series_files/figure-docx/unnamed-chunk-4-1.png" id="32" name="Picture"/>
+                    <pic:cNvPr descr="/home/gpca/harbinger/examples/tutorial/doc/03-plotting-series_files/figure-docx/unnamed-chunk-4-1.png" id="25" name="Picture"/>
                     <pic:cNvPicPr>
                       <a:picLocks noChangeArrowheads="1" noChangeAspect="1"/>
                     </pic:cNvPicPr>
                   </pic:nvPicPr>
                   <pic:blipFill>
-                    <a:blip r:embed="rId30"/>
+                    <a:blip r:embed="rId23"/>
                     <a:stretch>
                       <a:fillRect/>
                     </a:stretch>
@@ -830,9 +634,8 @@
         </w:drawing>
       </w:r>
     </w:p>
-    <w:bookmarkEnd w:id="33"/>
-    <w:bookmarkEnd w:id="34"/>
-    <w:bookmarkStart w:id="36" w:name="references"/>
+    <w:bookmarkEnd w:id="26"/>
+    <w:bookmarkStart w:id="28" w:name="references"/>
     <w:p>
       <w:pPr>
         <w:pStyle w:val="Heading2"/>
@@ -846,7 +649,7 @@
         <w:pStyle w:val="Compact"/>
         <w:numPr>
           <w:ilvl w:val="0"/>
-          <w:numId w:val="1002"/>
+          <w:numId w:val="1001"/>
         </w:numPr>
       </w:pPr>
       <w:r>
@@ -855,7 +658,7 @@
       <w:r>
         <w:t xml:space="preserve"> </w:t>
       </w:r>
-      <w:hyperlink r:id="rId35">
+      <w:hyperlink r:id="rId27">
         <w:r>
           <w:rPr>
             <w:rStyle w:val="Hyperlink"/>
@@ -864,7 +667,7 @@
         </w:r>
       </w:hyperlink>
     </w:p>
-    <w:bookmarkEnd w:id="36"/>
+    <w:bookmarkEnd w:id="28"/>
     <w:sectPr>
       <w:footnotePr>
         <w:numRestart w:val="eachSect"/>
@@ -1082,9 +885,6 @@
     <w:abstractNumId w:val="990"/>
   </w:num>
   <w:num w:numId="1001">
-    <w:abstractNumId w:val="991"/>
-  </w:num>
-  <w:num w:numId="1002">
     <w:abstractNumId w:val="991"/>
   </w:num>
 </w:numbering>

--- a/examples/tutorial/doc/03-plotting-series.docx
+++ b/examples/tutorial/doc/03-plotting-series.docx
@@ -2,7 +2,7 @@
 <file path=word/document.xml><?xml version="1.0" encoding="utf-8"?>
 <w:document xmlns:w="http://schemas.openxmlformats.org/wordprocessingml/2006/main" xmlns:m="http://schemas.openxmlformats.org/officeDocument/2006/math" xmlns:r="http://schemas.openxmlformats.org/officeDocument/2006/relationships" xmlns:o="urn:schemas-microsoft-com:office:office" xmlns:v="urn:schemas-microsoft-com:vml" xmlns:w10="urn:schemas-microsoft-com:office:word" xmlns:a="http://schemas.openxmlformats.org/drawingml/2006/main" xmlns:pic="http://schemas.openxmlformats.org/drawingml/2006/picture" xmlns:wp="http://schemas.openxmlformats.org/drawingml/2006/wordprocessingDrawing">
   <w:body>
-    <w:bookmarkStart w:id="26" w:name="tutorial-03---plotting-series"/>
+    <w:bookmarkStart w:id="15" w:name="tutorial-03---plotting-series"/>
     <w:p>
       <w:pPr>
         <w:pStyle w:val="Heading2"/>
@@ -191,18 +191,18 @@
           <wp:inline>
             <wp:extent cx="4620126" cy="3696101"/>
             <wp:effectExtent b="0" l="0" r="0" t="0"/>
-            <wp:docPr descr="" title="" id="21" name="Picture"/>
+            <wp:docPr descr="" title="" id="10" name="Picture"/>
             <a:graphic>
               <a:graphicData uri="http://schemas.openxmlformats.org/drawingml/2006/picture">
                 <pic:pic>
                   <pic:nvPicPr>
-                    <pic:cNvPr descr="/home/gpca/harbinger/examples/tutorial/doc/03-plotting-series_files/figure-docx/unnamed-chunk-2-1.png" id="22" name="Picture"/>
+                    <pic:cNvPr descr="C:\Git\dal\harbinger\examples\tutorial\doc\03-plotting-series_files/0b7f82078ee9e44333559b67fecc1a26c1bb26d7.png" id="11" name="Picture"/>
                     <pic:cNvPicPr>
                       <a:picLocks noChangeArrowheads="1" noChangeAspect="1"/>
                     </pic:cNvPicPr>
                   </pic:nvPicPr>
                   <pic:blipFill>
-                    <a:blip r:embed="rId20"/>
+                    <a:blip r:embed="rId9"/>
                     <a:stretch>
                       <a:fillRect/>
                     </a:stretch>
@@ -475,7 +475,16 @@
         <w:rPr>
           <w:rStyle w:val="VerbatimChar"/>
         </w:rPr>
-        <w:t xml:space="preserve">## [1] "p_pdg"      "p_tpt"      "t_tpt"      "p_mon_ckp"  "t_jus_ckp"  "p_jus_ckgl" "qgl"</w:t>
+        <w:t xml:space="preserve">## [1] "p_pdg"      "p_tpt"      "t_tpt"      "p_mon_ckp"  "t_jus_ckp" </w:t>
+      </w:r>
+      <w:r>
+        <w:br/>
+      </w:r>
+      <w:r>
+        <w:rPr>
+          <w:rStyle w:val="VerbatimChar"/>
+        </w:rPr>
+        <w:t xml:space="preserve">## [6] "p_jus_ckgl" "qgl"</w:t>
       </w:r>
     </w:p>
     <w:p>
@@ -596,18 +605,18 @@
           <wp:inline>
             <wp:extent cx="4620126" cy="3696101"/>
             <wp:effectExtent b="0" l="0" r="0" t="0"/>
-            <wp:docPr descr="" title="" id="24" name="Picture"/>
+            <wp:docPr descr="" title="" id="13" name="Picture"/>
             <a:graphic>
               <a:graphicData uri="http://schemas.openxmlformats.org/drawingml/2006/picture">
                 <pic:pic>
                   <pic:nvPicPr>
-                    <pic:cNvPr descr="/home/gpca/harbinger/examples/tutorial/doc/03-plotting-series_files/figure-docx/unnamed-chunk-4-1.png" id="25" name="Picture"/>
+                    <pic:cNvPr descr="C:\Git\dal\harbinger\examples\tutorial\doc\03-plotting-series_files/04a83057a5ddfe89c991c4fc862c5653354913f7.png" id="14" name="Picture"/>
                     <pic:cNvPicPr>
                       <a:picLocks noChangeArrowheads="1" noChangeAspect="1"/>
                     </pic:cNvPicPr>
                   </pic:nvPicPr>
                   <pic:blipFill>
-                    <a:blip r:embed="rId23"/>
+                    <a:blip r:embed="rId12"/>
                     <a:stretch>
                       <a:fillRect/>
                     </a:stretch>
@@ -634,8 +643,8 @@
         </w:drawing>
       </w:r>
     </w:p>
-    <w:bookmarkEnd w:id="26"/>
-    <w:bookmarkStart w:id="28" w:name="references"/>
+    <w:bookmarkEnd w:id="15"/>
+    <w:bookmarkStart w:id="17" w:name="references"/>
     <w:p>
       <w:pPr>
         <w:pStyle w:val="Heading2"/>
@@ -658,7 +667,7 @@
       <w:r>
         <w:t xml:space="preserve"> </w:t>
       </w:r>
-      <w:hyperlink r:id="rId27">
+      <w:hyperlink r:id="rId16">
         <w:r>
           <w:rPr>
             <w:rStyle w:val="Hyperlink"/>
@@ -667,7 +676,7 @@
         </w:r>
       </w:hyperlink>
     </w:p>
-    <w:bookmarkEnd w:id="28"/>
+    <w:bookmarkEnd w:id="17"/>
     <w:sectPr>
       <w:footnotePr>
         <w:numRestart w:val="eachSect"/>
@@ -895,10 +904,10 @@
   <w:docDefaults>
     <w:rPrDefault>
       <w:rPr>
-        <w:rFonts w:asciiTheme="minorHAnsi" w:cstheme="minorBidi" w:eastAsiaTheme="minorHAnsi" w:hAnsiTheme="minorHAnsi"/>
+        <w:rFonts w:asciiTheme="minorHAnsi" w:cstheme="minorBidi" w:eastAsiaTheme="minorEastAsia" w:hAnsiTheme="minorHAnsi"/>
         <w:sz w:val="24"/>
         <w:szCs w:val="24"/>
-        <w:lang w:bidi="ar-SA" w:eastAsia="en-US" w:val="en-US"/>
+        <w:lang w:bidi="ar-SA" w:eastAsia="zh-CN" w:val="en-US"/>
       </w:rPr>
     </w:rPrDefault>
     <w:pPrDefault>
@@ -1439,13 +1448,6 @@
       </w:tblCellMar>
     </w:tblPr>
     <w:tblStylePr w:type="firstRow">
-      <w:tblPr>
-        <w:jc w:val="left"/>
-        <w:tblInd w:type="dxa" w:w="0"/>
-      </w:tblPr>
-      <w:trPr>
-        <w:jc w:val="left"/>
-      </w:trPr>
       <w:tcPr>
         <w:tcBorders>
           <w:bottom w:val="single"/>

--- a/examples/tutorial/doc/03-plotting-series.docx
+++ b/examples/tutorial/doc/03-plotting-series.docx
@@ -196,7 +196,7 @@
               <a:graphicData uri="http://schemas.openxmlformats.org/drawingml/2006/picture">
                 <pic:pic>
                   <pic:nvPicPr>
-                    <pic:cNvPr descr="C:\Git\dal\harbinger\examples\tutorial\doc\03-plotting-series_files/0b7f82078ee9e44333559b67fecc1a26c1bb26d7.png" id="11" name="Picture"/>
+                    <pic:cNvPr descr="/home/gpca/harbinger/examples/tutorial/doc/03-plotting-series_files/340145a6a24854a6c9b3bc33d675594d5fc00a7e.png" id="11" name="Picture"/>
                     <pic:cNvPicPr>
                       <a:picLocks noChangeArrowheads="1" noChangeAspect="1"/>
                     </pic:cNvPicPr>
@@ -475,16 +475,7 @@
         <w:rPr>
           <w:rStyle w:val="VerbatimChar"/>
         </w:rPr>
-        <w:t xml:space="preserve">## [1] "p_pdg"      "p_tpt"      "t_tpt"      "p_mon_ckp"  "t_jus_ckp" </w:t>
-      </w:r>
-      <w:r>
-        <w:br/>
-      </w:r>
-      <w:r>
-        <w:rPr>
-          <w:rStyle w:val="VerbatimChar"/>
-        </w:rPr>
-        <w:t xml:space="preserve">## [6] "p_jus_ckgl" "qgl"</w:t>
+        <w:t xml:space="preserve">## [1] "p_pdg"      "p_tpt"      "t_tpt"      "p_mon_ckp"  "t_jus_ckp"  "p_jus_ckgl" "qgl"</w:t>
       </w:r>
     </w:p>
     <w:p>
@@ -610,7 +601,7 @@
               <a:graphicData uri="http://schemas.openxmlformats.org/drawingml/2006/picture">
                 <pic:pic>
                   <pic:nvPicPr>
-                    <pic:cNvPr descr="C:\Git\dal\harbinger\examples\tutorial\doc\03-plotting-series_files/04a83057a5ddfe89c991c4fc862c5653354913f7.png" id="14" name="Picture"/>
+                    <pic:cNvPr descr="/home/gpca/harbinger/examples/tutorial/doc/03-plotting-series_files/d96b11bb45f4ee35473c319fc9c0105caa46a822.png" id="14" name="Picture"/>
                     <pic:cNvPicPr>
                       <a:picLocks noChangeArrowheads="1" noChangeAspect="1"/>
                     </pic:cNvPicPr>

--- a/examples/tutorial/doc/03-plotting-series.docx
+++ b/examples/tutorial/doc/03-plotting-series.docx
@@ -196,7 +196,7 @@
               <a:graphicData uri="http://schemas.openxmlformats.org/drawingml/2006/picture">
                 <pic:pic>
                   <pic:nvPicPr>
-                    <pic:cNvPr descr="/home/gpca/harbinger/examples/tutorial/doc/03-plotting-series_files/340145a6a24854a6c9b3bc33d675594d5fc00a7e.png" id="11" name="Picture"/>
+                    <pic:cNvPr descr="C:\Git\dal\harbinger\examples\tutorial\doc\03-plotting-series_files/0b7f82078ee9e44333559b67fecc1a26c1bb26d7.png" id="11" name="Picture"/>
                     <pic:cNvPicPr>
                       <a:picLocks noChangeArrowheads="1" noChangeAspect="1"/>
                     </pic:cNvPicPr>
@@ -475,7 +475,16 @@
         <w:rPr>
           <w:rStyle w:val="VerbatimChar"/>
         </w:rPr>
-        <w:t xml:space="preserve">## [1] "p_pdg"      "p_tpt"      "t_tpt"      "p_mon_ckp"  "t_jus_ckp"  "p_jus_ckgl" "qgl"</w:t>
+        <w:t xml:space="preserve">## [1] "p_pdg"      "p_tpt"      "t_tpt"      "p_mon_ckp"  "t_jus_ckp" </w:t>
+      </w:r>
+      <w:r>
+        <w:br/>
+      </w:r>
+      <w:r>
+        <w:rPr>
+          <w:rStyle w:val="VerbatimChar"/>
+        </w:rPr>
+        <w:t xml:space="preserve">## [6] "p_jus_ckgl" "qgl"</w:t>
       </w:r>
     </w:p>
     <w:p>
@@ -601,7 +610,7 @@
               <a:graphicData uri="http://schemas.openxmlformats.org/drawingml/2006/picture">
                 <pic:pic>
                   <pic:nvPicPr>
-                    <pic:cNvPr descr="/home/gpca/harbinger/examples/tutorial/doc/03-plotting-series_files/d96b11bb45f4ee35473c319fc9c0105caa46a822.png" id="14" name="Picture"/>
+                    <pic:cNvPr descr="C:\Git\dal\harbinger\examples\tutorial\doc\03-plotting-series_files/04a83057a5ddfe89c991c4fc862c5653354913f7.png" id="14" name="Picture"/>
                     <pic:cNvPicPr>
                       <a:picLocks noChangeArrowheads="1" noChangeAspect="1"/>
                     </pic:cNvPicPr>

--- a/examples/tutorial/doc/03-plotting-series.docx
+++ b/examples/tutorial/doc/03-plotting-series.docx
@@ -475,7 +475,16 @@
         <w:rPr>
           <w:rStyle w:val="VerbatimChar"/>
         </w:rPr>
-        <w:t xml:space="preserve">## [1] "p_pdg"      "p_tpt"      "t_tpt"      "p_mon_ckp"  "t_jus_ckp"  "p_jus_ckgl" "qgl"</w:t>
+        <w:t xml:space="preserve">## [1] "p_pdg"      "p_tpt"      "t_tpt"      "p_mon_ckp" </w:t>
+      </w:r>
+      <w:r>
+        <w:br/>
+      </w:r>
+      <w:r>
+        <w:rPr>
+          <w:rStyle w:val="VerbatimChar"/>
+        </w:rPr>
+        <w:t xml:space="preserve">## [5] "t_jus_ckp"  "p_jus_ckgl" "qgl"</w:t>
       </w:r>
     </w:p>
     <w:p>

--- a/examples/tutorial/doc/03-plotting-series.docx
+++ b/examples/tutorial/doc/03-plotting-series.docx
@@ -475,16 +475,7 @@
         <w:rPr>
           <w:rStyle w:val="VerbatimChar"/>
         </w:rPr>
-        <w:t xml:space="preserve">## [1] "p_pdg"      "p_tpt"      "t_tpt"      "p_mon_ckp" </w:t>
-      </w:r>
-      <w:r>
-        <w:br/>
-      </w:r>
-      <w:r>
-        <w:rPr>
-          <w:rStyle w:val="VerbatimChar"/>
-        </w:rPr>
-        <w:t xml:space="preserve">## [5] "t_jus_ckp"  "p_jus_ckgl" "qgl"</w:t>
+        <w:t xml:space="preserve">## [1] "p_pdg"      "p_tpt"      "t_tpt"      "p_mon_ckp"  "t_jus_ckp"  "p_jus_ckgl" "qgl"</w:t>
       </w:r>
     </w:p>
     <w:p>

--- a/examples/tutorial/doc/03-plotting-series.docx
+++ b/examples/tutorial/doc/03-plotting-series.docx
@@ -48,6 +48,45 @@
       <w:pPr>
         <w:pStyle w:val="SourceCode"/>
       </w:pPr>
+      <w:r>
+        <w:rPr>
+          <w:rStyle w:val="FunctionTok"/>
+        </w:rPr>
+        <w:t xml:space="preserve">source</w:t>
+      </w:r>
+      <w:r>
+        <w:rPr>
+          <w:rStyle w:val="NormalTok"/>
+        </w:rPr>
+        <w:t xml:space="preserve">(</w:t>
+      </w:r>
+      <w:r>
+        <w:rPr>
+          <w:rStyle w:val="FunctionTok"/>
+        </w:rPr>
+        <w:t xml:space="preserve">url</w:t>
+      </w:r>
+      <w:r>
+        <w:rPr>
+          <w:rStyle w:val="NormalTok"/>
+        </w:rPr>
+        <w:t xml:space="preserve">(</w:t>
+      </w:r>
+      <w:r>
+        <w:rPr>
+          <w:rStyle w:val="StringTok"/>
+        </w:rPr>
+        <w:t xml:space="preserve">"https://raw.githubusercontent.com/cefet-rj-dal/harbinger/master/examples/seed.R"</w:t>
+      </w:r>
+      <w:r>
+        <w:rPr>
+          <w:rStyle w:val="NormalTok"/>
+        </w:rPr>
+        <w:t xml:space="preserve">))</w:t>
+      </w:r>
+      <w:r>
+        <w:br/>
+      </w:r>
       <w:r>
         <w:rPr>
           <w:rStyle w:val="FunctionTok"/>
